--- a/docs/04_项目测试文档.docx
+++ b/docs/04_项目测试文档.docx
@@ -152,7 +152,7 @@
         <w:pStyle w:val="2"/>
         <w:spacing w:before="360" w:after="240"/>
       </w:pPr>
-      <w:bookmarkStart w:id="0" w:name="_Toc22266"/>
+      <w:bookmarkStart w:id="0" w:name="_Toc24402"/>
       <w:r>
         <w:rPr>
           <w:rFonts w:ascii="黑体" w:hAnsi="黑体" w:eastAsia="黑体" w:cs="黑体"/>
@@ -531,7 +531,7 @@
                 <w:sz w:val="20"/>
                 <w:szCs w:val="20"/>
               </w:rPr>
-              <w:t>组员1提供核心引擎测试场景，组员2提供DAO测试数据，组员3提供UI功能测试用例，组员4提供工具类边界条件</w:t>
+              <w:t>组员1（颜瑞）提供核心引擎测试场景，组员2（陈培钦）提供DAO测试数据，组员3（杨晋宇）提供UI功能测试用例，组员4（王润廷）提供工具类边界条件</w:t>
             </w:r>
           </w:p>
         </w:tc>
@@ -547,7 +547,7 @@
         <w:pStyle w:val="2"/>
         <w:spacing w:before="360" w:after="240"/>
       </w:pPr>
-      <w:bookmarkStart w:id="1" w:name="_Toc8359"/>
+      <w:bookmarkStart w:id="1" w:name="_Toc5511"/>
       <w:r>
         <w:rPr>
           <w:rFonts w:ascii="黑体" w:hAnsi="黑体" w:eastAsia="黑体" w:cs="黑体"/>
@@ -563,7 +563,7 @@
     <w:sdt>
       <w:sdtPr>
         <w:alias w:val="目录"/>
-        <w:id w:val="147469502"/>
+        <w:id w:val="147461106"/>
       </w:sdtPr>
       <w:sdtContent>
         <w:p>
@@ -595,7 +595,7 @@
             <w:fldChar w:fldCharType="begin"/>
           </w:r>
           <w:r>
-            <w:instrText xml:space="preserve"> HYPERLINK \l _Toc22266 </w:instrText>
+            <w:instrText xml:space="preserve"> HYPERLINK \l _Toc24402 </w:instrText>
           </w:r>
           <w:r>
             <w:fldChar w:fldCharType="separate"/>
@@ -615,7 +615,7 @@
             <w:fldChar w:fldCharType="begin"/>
           </w:r>
           <w:r>
-            <w:instrText xml:space="preserve"> PAGEREF _Toc22266 \h </w:instrText>
+            <w:instrText xml:space="preserve"> PAGEREF _Toc24402 \h </w:instrText>
           </w:r>
           <w:r>
             <w:fldChar w:fldCharType="separate"/>
@@ -641,7 +641,7 @@
             <w:fldChar w:fldCharType="begin"/>
           </w:r>
           <w:r>
-            <w:instrText xml:space="preserve"> HYPERLINK \l _Toc8359 </w:instrText>
+            <w:instrText xml:space="preserve"> HYPERLINK \l _Toc5511 </w:instrText>
           </w:r>
           <w:r>
             <w:fldChar w:fldCharType="separate"/>
@@ -661,7 +661,7 @@
             <w:fldChar w:fldCharType="begin"/>
           </w:r>
           <w:r>
-            <w:instrText xml:space="preserve"> PAGEREF _Toc8359 \h </w:instrText>
+            <w:instrText xml:space="preserve"> PAGEREF _Toc5511 \h </w:instrText>
           </w:r>
           <w:r>
             <w:fldChar w:fldCharType="separate"/>
@@ -687,7 +687,7 @@
             <w:fldChar w:fldCharType="begin"/>
           </w:r>
           <w:r>
-            <w:instrText xml:space="preserve"> HYPERLINK \l _Toc14532 </w:instrText>
+            <w:instrText xml:space="preserve"> HYPERLINK \l _Toc3854 </w:instrText>
           </w:r>
           <w:r>
             <w:fldChar w:fldCharType="separate"/>
@@ -707,7 +707,7 @@
             <w:fldChar w:fldCharType="begin"/>
           </w:r>
           <w:r>
-            <w:instrText xml:space="preserve"> PAGEREF _Toc14532 \h </w:instrText>
+            <w:instrText xml:space="preserve"> PAGEREF _Toc3854 \h </w:instrText>
           </w:r>
           <w:r>
             <w:fldChar w:fldCharType="separate"/>
@@ -733,7 +733,7 @@
             <w:fldChar w:fldCharType="begin"/>
           </w:r>
           <w:r>
-            <w:instrText xml:space="preserve"> HYPERLINK \l _Toc2419 </w:instrText>
+            <w:instrText xml:space="preserve"> HYPERLINK \l _Toc19443 </w:instrText>
           </w:r>
           <w:r>
             <w:fldChar w:fldCharType="separate"/>
@@ -753,7 +753,7 @@
             <w:fldChar w:fldCharType="begin"/>
           </w:r>
           <w:r>
-            <w:instrText xml:space="preserve"> PAGEREF _Toc2419 \h </w:instrText>
+            <w:instrText xml:space="preserve"> PAGEREF _Toc19443 \h </w:instrText>
           </w:r>
           <w:r>
             <w:fldChar w:fldCharType="separate"/>
@@ -779,7 +779,7 @@
             <w:fldChar w:fldCharType="begin"/>
           </w:r>
           <w:r>
-            <w:instrText xml:space="preserve"> HYPERLINK \l _Toc8963 </w:instrText>
+            <w:instrText xml:space="preserve"> HYPERLINK \l _Toc24322 </w:instrText>
           </w:r>
           <w:r>
             <w:fldChar w:fldCharType="separate"/>
@@ -799,7 +799,7 @@
             <w:fldChar w:fldCharType="begin"/>
           </w:r>
           <w:r>
-            <w:instrText xml:space="preserve"> PAGEREF _Toc8963 \h </w:instrText>
+            <w:instrText xml:space="preserve"> PAGEREF _Toc24322 \h </w:instrText>
           </w:r>
           <w:r>
             <w:fldChar w:fldCharType="separate"/>
@@ -825,7 +825,7 @@
             <w:fldChar w:fldCharType="begin"/>
           </w:r>
           <w:r>
-            <w:instrText xml:space="preserve"> HYPERLINK \l _Toc28521 </w:instrText>
+            <w:instrText xml:space="preserve"> HYPERLINK \l _Toc13840 </w:instrText>
           </w:r>
           <w:r>
             <w:fldChar w:fldCharType="separate"/>
@@ -845,7 +845,7 @@
             <w:fldChar w:fldCharType="begin"/>
           </w:r>
           <w:r>
-            <w:instrText xml:space="preserve"> PAGEREF _Toc28521 \h </w:instrText>
+            <w:instrText xml:space="preserve"> PAGEREF _Toc13840 \h </w:instrText>
           </w:r>
           <w:r>
             <w:fldChar w:fldCharType="separate"/>
@@ -871,7 +871,7 @@
             <w:fldChar w:fldCharType="begin"/>
           </w:r>
           <w:r>
-            <w:instrText xml:space="preserve"> HYPERLINK \l _Toc19239 </w:instrText>
+            <w:instrText xml:space="preserve"> HYPERLINK \l _Toc30694 </w:instrText>
           </w:r>
           <w:r>
             <w:fldChar w:fldCharType="separate"/>
@@ -891,7 +891,7 @@
             <w:fldChar w:fldCharType="begin"/>
           </w:r>
           <w:r>
-            <w:instrText xml:space="preserve"> PAGEREF _Toc19239 \h </w:instrText>
+            <w:instrText xml:space="preserve"> PAGEREF _Toc30694 \h </w:instrText>
           </w:r>
           <w:r>
             <w:fldChar w:fldCharType="separate"/>
@@ -917,7 +917,7 @@
             <w:fldChar w:fldCharType="begin"/>
           </w:r>
           <w:r>
-            <w:instrText xml:space="preserve"> HYPERLINK \l _Toc4236 </w:instrText>
+            <w:instrText xml:space="preserve"> HYPERLINK \l _Toc13904 </w:instrText>
           </w:r>
           <w:r>
             <w:fldChar w:fldCharType="separate"/>
@@ -928,7 +928,7 @@
               <w:bCs/>
               <w:szCs w:val="28"/>
             </w:rPr>
-            <w:t>2.1 核心引擎模块（组员1开发）</w:t>
+            <w:t>2.1 核心引擎模块（组员1（颜瑞）开发）</w:t>
           </w:r>
           <w:r>
             <w:tab/>
@@ -937,7 +937,7 @@
             <w:fldChar w:fldCharType="begin"/>
           </w:r>
           <w:r>
-            <w:instrText xml:space="preserve"> PAGEREF _Toc4236 \h </w:instrText>
+            <w:instrText xml:space="preserve"> PAGEREF _Toc13904 \h </w:instrText>
           </w:r>
           <w:r>
             <w:fldChar w:fldCharType="separate"/>
@@ -963,7 +963,7 @@
             <w:fldChar w:fldCharType="begin"/>
           </w:r>
           <w:r>
-            <w:instrText xml:space="preserve"> HYPERLINK \l _Toc9263 </w:instrText>
+            <w:instrText xml:space="preserve"> HYPERLINK \l _Toc9345 </w:instrText>
           </w:r>
           <w:r>
             <w:fldChar w:fldCharType="separate"/>
@@ -983,7 +983,7 @@
             <w:fldChar w:fldCharType="begin"/>
           </w:r>
           <w:r>
-            <w:instrText xml:space="preserve"> PAGEREF _Toc9263 \h </w:instrText>
+            <w:instrText xml:space="preserve"> PAGEREF _Toc9345 \h </w:instrText>
           </w:r>
           <w:r>
             <w:fldChar w:fldCharType="separate"/>
@@ -1009,7 +1009,7 @@
             <w:fldChar w:fldCharType="begin"/>
           </w:r>
           <w:r>
-            <w:instrText xml:space="preserve"> HYPERLINK \l _Toc13505 </w:instrText>
+            <w:instrText xml:space="preserve"> HYPERLINK \l _Toc32277 </w:instrText>
           </w:r>
           <w:r>
             <w:fldChar w:fldCharType="separate"/>
@@ -1020,7 +1020,7 @@
               <w:bCs/>
               <w:szCs w:val="24"/>
             </w:rPr>
-            <w:t>2.1.2 测试结果综合分析及建议</w:t>
+            <w:t>2.1.2 测试结果综合分析</w:t>
           </w:r>
           <w:r>
             <w:tab/>
@@ -1029,7 +1029,7 @@
             <w:fldChar w:fldCharType="begin"/>
           </w:r>
           <w:r>
-            <w:instrText xml:space="preserve"> PAGEREF _Toc13505 \h </w:instrText>
+            <w:instrText xml:space="preserve"> PAGEREF _Toc32277 \h </w:instrText>
           </w:r>
           <w:r>
             <w:fldChar w:fldCharType="separate"/>
@@ -1055,7 +1055,7 @@
             <w:fldChar w:fldCharType="begin"/>
           </w:r>
           <w:r>
-            <w:instrText xml:space="preserve"> HYPERLINK \l _Toc31685 </w:instrText>
+            <w:instrText xml:space="preserve"> HYPERLINK \l _Toc25488 </w:instrText>
           </w:r>
           <w:r>
             <w:fldChar w:fldCharType="separate"/>
@@ -1066,7 +1066,7 @@
               <w:bCs/>
               <w:szCs w:val="28"/>
             </w:rPr>
-            <w:t>2.2 数据持久层模块（组员2开发）</w:t>
+            <w:t>2.2 数据持久层模块（组员2（陈培钦）开发）</w:t>
           </w:r>
           <w:r>
             <w:tab/>
@@ -1075,7 +1075,7 @@
             <w:fldChar w:fldCharType="begin"/>
           </w:r>
           <w:r>
-            <w:instrText xml:space="preserve"> PAGEREF _Toc31685 \h </w:instrText>
+            <w:instrText xml:space="preserve"> PAGEREF _Toc25488 \h </w:instrText>
           </w:r>
           <w:r>
             <w:fldChar w:fldCharType="separate"/>
@@ -1101,7 +1101,7 @@
             <w:fldChar w:fldCharType="begin"/>
           </w:r>
           <w:r>
-            <w:instrText xml:space="preserve"> HYPERLINK \l _Toc27391 </w:instrText>
+            <w:instrText xml:space="preserve"> HYPERLINK \l _Toc102 </w:instrText>
           </w:r>
           <w:r>
             <w:fldChar w:fldCharType="separate"/>
@@ -1121,7 +1121,7 @@
             <w:fldChar w:fldCharType="begin"/>
           </w:r>
           <w:r>
-            <w:instrText xml:space="preserve"> PAGEREF _Toc27391 \h </w:instrText>
+            <w:instrText xml:space="preserve"> PAGEREF _Toc102 \h </w:instrText>
           </w:r>
           <w:r>
             <w:fldChar w:fldCharType="separate"/>
@@ -1147,7 +1147,7 @@
             <w:fldChar w:fldCharType="begin"/>
           </w:r>
           <w:r>
-            <w:instrText xml:space="preserve"> HYPERLINK \l _Toc1327 </w:instrText>
+            <w:instrText xml:space="preserve"> HYPERLINK \l _Toc5695 </w:instrText>
           </w:r>
           <w:r>
             <w:fldChar w:fldCharType="separate"/>
@@ -1167,7 +1167,7 @@
             <w:fldChar w:fldCharType="begin"/>
           </w:r>
           <w:r>
-            <w:instrText xml:space="preserve"> PAGEREF _Toc1327 \h </w:instrText>
+            <w:instrText xml:space="preserve"> PAGEREF _Toc5695 \h </w:instrText>
           </w:r>
           <w:r>
             <w:fldChar w:fldCharType="separate"/>
@@ -1193,7 +1193,7 @@
             <w:fldChar w:fldCharType="begin"/>
           </w:r>
           <w:r>
-            <w:instrText xml:space="preserve"> HYPERLINK \l _Toc8432 </w:instrText>
+            <w:instrText xml:space="preserve"> HYPERLINK \l _Toc21270 </w:instrText>
           </w:r>
           <w:r>
             <w:fldChar w:fldCharType="separate"/>
@@ -1213,7 +1213,7 @@
             <w:fldChar w:fldCharType="begin"/>
           </w:r>
           <w:r>
-            <w:instrText xml:space="preserve"> PAGEREF _Toc8432 \h </w:instrText>
+            <w:instrText xml:space="preserve"> PAGEREF _Toc21270 \h </w:instrText>
           </w:r>
           <w:r>
             <w:fldChar w:fldCharType="separate"/>
@@ -1239,7 +1239,7 @@
             <w:fldChar w:fldCharType="begin"/>
           </w:r>
           <w:r>
-            <w:instrText xml:space="preserve"> HYPERLINK \l _Toc26859 </w:instrText>
+            <w:instrText xml:space="preserve"> HYPERLINK \l _Toc5916 </w:instrText>
           </w:r>
           <w:r>
             <w:fldChar w:fldCharType="separate"/>
@@ -1259,7 +1259,7 @@
             <w:fldChar w:fldCharType="begin"/>
           </w:r>
           <w:r>
-            <w:instrText xml:space="preserve"> PAGEREF _Toc26859 \h </w:instrText>
+            <w:instrText xml:space="preserve"> PAGEREF _Toc5916 \h </w:instrText>
           </w:r>
           <w:r>
             <w:fldChar w:fldCharType="separate"/>
@@ -1285,7 +1285,7 @@
             <w:fldChar w:fldCharType="begin"/>
           </w:r>
           <w:r>
-            <w:instrText xml:space="preserve"> HYPERLINK \l _Toc28851 </w:instrText>
+            <w:instrText xml:space="preserve"> HYPERLINK \l _Toc14936 </w:instrText>
           </w:r>
           <w:r>
             <w:fldChar w:fldCharType="separate"/>
@@ -1305,7 +1305,7 @@
             <w:fldChar w:fldCharType="begin"/>
           </w:r>
           <w:r>
-            <w:instrText xml:space="preserve"> PAGEREF _Toc28851 \h </w:instrText>
+            <w:instrText xml:space="preserve"> PAGEREF _Toc14936 \h </w:instrText>
           </w:r>
           <w:r>
             <w:fldChar w:fldCharType="separate"/>
@@ -1331,7 +1331,7 @@
             <w:fldChar w:fldCharType="begin"/>
           </w:r>
           <w:r>
-            <w:instrText xml:space="preserve"> HYPERLINK \l _Toc26085 </w:instrText>
+            <w:instrText xml:space="preserve"> HYPERLINK \l _Toc9705 </w:instrText>
           </w:r>
           <w:r>
             <w:fldChar w:fldCharType="separate"/>
@@ -1351,7 +1351,7 @@
             <w:fldChar w:fldCharType="begin"/>
           </w:r>
           <w:r>
-            <w:instrText xml:space="preserve"> PAGEREF _Toc26085 \h </w:instrText>
+            <w:instrText xml:space="preserve"> PAGEREF _Toc9705 \h </w:instrText>
           </w:r>
           <w:r>
             <w:fldChar w:fldCharType="separate"/>
@@ -1383,7 +1383,7 @@
         <w:pStyle w:val="2"/>
         <w:spacing w:before="360" w:after="240"/>
       </w:pPr>
-      <w:bookmarkStart w:id="2" w:name="_Toc14532"/>
+      <w:bookmarkStart w:id="2" w:name="_Toc3854"/>
       <w:r>
         <w:rPr>
           <w:rFonts w:ascii="黑体" w:hAnsi="黑体" w:eastAsia="黑体" w:cs="黑体"/>
@@ -1401,7 +1401,7 @@
         <w:pStyle w:val="3"/>
         <w:spacing w:before="240" w:after="180"/>
       </w:pPr>
-      <w:bookmarkStart w:id="3" w:name="_Toc2419"/>
+      <w:bookmarkStart w:id="3" w:name="_Toc19443"/>
       <w:r>
         <w:rPr>
           <w:rFonts w:ascii="黑体" w:hAnsi="黑体" w:eastAsia="黑体" w:cs="黑体"/>
@@ -1424,7 +1424,7 @@
           <w:sz w:val="24"/>
           <w:szCs w:val="24"/>
         </w:rPr>
-        <w:t>测试策略在软件需求分析完成后就开始实施，根据项目需求对项目有一个整体的把握，包括：测试重点、测试难点、测试分层。目标：定义项目在发布时候的质量等级——核心业务代码覆盖率≥80%，测试用例通过率100%。</w:t>
+        <w:t>测试策略在软件需求分析完成后就开始实施，包括：测试重点、测试难点、测试分层。目标：核心业务代码覆盖率≥80%，测试用例通过率100%。</w:t>
       </w:r>
     </w:p>
     <w:tbl>
@@ -2114,7 +2114,7 @@
         <w:pStyle w:val="3"/>
         <w:spacing w:before="240" w:after="180"/>
       </w:pPr>
-      <w:bookmarkStart w:id="4" w:name="_Toc8963"/>
+      <w:bookmarkStart w:id="4" w:name="_Toc24322"/>
       <w:r>
         <w:rPr>
           <w:rFonts w:ascii="黑体" w:hAnsi="黑体" w:eastAsia="黑体" w:cs="黑体"/>
@@ -2130,7 +2130,7 @@
     <w:tbl>
       <w:tblPr>
         <w:tblStyle w:val="14"/>
-        <w:tblW w:w="10906" w:type="dxa"/>
+        <w:tblW w:w="11106" w:type="dxa"/>
         <w:tblInd w:w="0" w:type="dxa"/>
         <w:tblBorders>
           <w:top w:val="single" w:color="auto" w:sz="4" w:space="0"/>
@@ -2150,7 +2150,7 @@
       </w:tblPr>
       <w:tblGrid>
         <w:gridCol w:w="1800"/>
-        <w:gridCol w:w="1500"/>
+        <w:gridCol w:w="1700"/>
         <w:gridCol w:w="1800"/>
         <w:gridCol w:w="3600"/>
         <w:gridCol w:w="2206"/>
@@ -2207,7 +2207,7 @@
         </w:tc>
         <w:tc>
           <w:tcPr>
-            <w:tcW w:w="1500" w:type="dxa"/>
+            <w:tcW w:w="1700" w:type="dxa"/>
             <w:tcBorders>
               <w:top w:val="single" w:color="CCCCCC" w:sz="0" w:space="0"/>
               <w:left w:val="single" w:color="CCCCCC" w:sz="0" w:space="0"/>
@@ -2384,28 +2384,28 @@
         </w:tc>
         <w:tc>
           <w:tcPr>
-            <w:tcW w:w="1500" w:type="dxa"/>
-            <w:tcBorders>
-              <w:top w:val="single" w:color="CCCCCC" w:sz="0" w:space="0"/>
-              <w:left w:val="single" w:color="CCCCCC" w:sz="0" w:space="0"/>
-              <w:bottom w:val="single" w:color="CCCCCC" w:sz="0" w:space="0"/>
-              <w:right w:val="single" w:color="CCCCCC" w:sz="0" w:space="0"/>
-            </w:tcBorders>
-            <w:tcMar>
-              <w:top w:w="60" w:type="dxa"/>
-              <w:left w:w="100" w:type="dxa"/>
-              <w:bottom w:w="60" w:type="dxa"/>
-              <w:right w:w="100" w:type="dxa"/>
-            </w:tcMar>
-          </w:tcPr>
-          <w:p>
-            <w:r>
-              <w:rPr>
-                <w:rFonts w:ascii="宋体" w:hAnsi="宋体" w:eastAsia="宋体" w:cs="宋体"/>
-                <w:sz w:val="20"/>
-                <w:szCs w:val="20"/>
-              </w:rPr>
-              <w:t>组员1</w:t>
+            <w:tcW w:w="1700" w:type="dxa"/>
+            <w:tcBorders>
+              <w:top w:val="single" w:color="CCCCCC" w:sz="0" w:space="0"/>
+              <w:left w:val="single" w:color="CCCCCC" w:sz="0" w:space="0"/>
+              <w:bottom w:val="single" w:color="CCCCCC" w:sz="0" w:space="0"/>
+              <w:right w:val="single" w:color="CCCCCC" w:sz="0" w:space="0"/>
+            </w:tcBorders>
+            <w:tcMar>
+              <w:top w:w="60" w:type="dxa"/>
+              <w:left w:w="100" w:type="dxa"/>
+              <w:bottom w:w="60" w:type="dxa"/>
+              <w:right w:w="100" w:type="dxa"/>
+            </w:tcMar>
+          </w:tcPr>
+          <w:p>
+            <w:r>
+              <w:rPr>
+                <w:rFonts w:ascii="宋体" w:hAnsi="宋体" w:eastAsia="宋体" w:cs="宋体"/>
+                <w:sz w:val="20"/>
+                <w:szCs w:val="20"/>
+              </w:rPr>
+              <w:t>组员1（颜瑞）</w:t>
             </w:r>
           </w:p>
         </w:tc>
@@ -2537,28 +2537,28 @@
         </w:tc>
         <w:tc>
           <w:tcPr>
-            <w:tcW w:w="1500" w:type="dxa"/>
-            <w:tcBorders>
-              <w:top w:val="single" w:color="CCCCCC" w:sz="0" w:space="0"/>
-              <w:left w:val="single" w:color="CCCCCC" w:sz="0" w:space="0"/>
-              <w:bottom w:val="single" w:color="CCCCCC" w:sz="0" w:space="0"/>
-              <w:right w:val="single" w:color="CCCCCC" w:sz="0" w:space="0"/>
-            </w:tcBorders>
-            <w:tcMar>
-              <w:top w:w="60" w:type="dxa"/>
-              <w:left w:w="100" w:type="dxa"/>
-              <w:bottom w:w="60" w:type="dxa"/>
-              <w:right w:w="100" w:type="dxa"/>
-            </w:tcMar>
-          </w:tcPr>
-          <w:p>
-            <w:r>
-              <w:rPr>
-                <w:rFonts w:ascii="宋体" w:hAnsi="宋体" w:eastAsia="宋体" w:cs="宋体"/>
-                <w:sz w:val="20"/>
-                <w:szCs w:val="20"/>
-              </w:rPr>
-              <w:t>组员1</w:t>
+            <w:tcW w:w="1700" w:type="dxa"/>
+            <w:tcBorders>
+              <w:top w:val="single" w:color="CCCCCC" w:sz="0" w:space="0"/>
+              <w:left w:val="single" w:color="CCCCCC" w:sz="0" w:space="0"/>
+              <w:bottom w:val="single" w:color="CCCCCC" w:sz="0" w:space="0"/>
+              <w:right w:val="single" w:color="CCCCCC" w:sz="0" w:space="0"/>
+            </w:tcBorders>
+            <w:tcMar>
+              <w:top w:w="60" w:type="dxa"/>
+              <w:left w:w="100" w:type="dxa"/>
+              <w:bottom w:w="60" w:type="dxa"/>
+              <w:right w:w="100" w:type="dxa"/>
+            </w:tcMar>
+          </w:tcPr>
+          <w:p>
+            <w:r>
+              <w:rPr>
+                <w:rFonts w:ascii="宋体" w:hAnsi="宋体" w:eastAsia="宋体" w:cs="宋体"/>
+                <w:sz w:val="20"/>
+                <w:szCs w:val="20"/>
+              </w:rPr>
+              <w:t>组员1（颜瑞）</w:t>
             </w:r>
           </w:p>
         </w:tc>
@@ -2690,28 +2690,28 @@
         </w:tc>
         <w:tc>
           <w:tcPr>
-            <w:tcW w:w="1500" w:type="dxa"/>
-            <w:tcBorders>
-              <w:top w:val="single" w:color="CCCCCC" w:sz="0" w:space="0"/>
-              <w:left w:val="single" w:color="CCCCCC" w:sz="0" w:space="0"/>
-              <w:bottom w:val="single" w:color="CCCCCC" w:sz="0" w:space="0"/>
-              <w:right w:val="single" w:color="CCCCCC" w:sz="0" w:space="0"/>
-            </w:tcBorders>
-            <w:tcMar>
-              <w:top w:w="60" w:type="dxa"/>
-              <w:left w:w="100" w:type="dxa"/>
-              <w:bottom w:w="60" w:type="dxa"/>
-              <w:right w:w="100" w:type="dxa"/>
-            </w:tcMar>
-          </w:tcPr>
-          <w:p>
-            <w:r>
-              <w:rPr>
-                <w:rFonts w:ascii="宋体" w:hAnsi="宋体" w:eastAsia="宋体" w:cs="宋体"/>
-                <w:sz w:val="20"/>
-                <w:szCs w:val="20"/>
-              </w:rPr>
-              <w:t>组员1</w:t>
+            <w:tcW w:w="1700" w:type="dxa"/>
+            <w:tcBorders>
+              <w:top w:val="single" w:color="CCCCCC" w:sz="0" w:space="0"/>
+              <w:left w:val="single" w:color="CCCCCC" w:sz="0" w:space="0"/>
+              <w:bottom w:val="single" w:color="CCCCCC" w:sz="0" w:space="0"/>
+              <w:right w:val="single" w:color="CCCCCC" w:sz="0" w:space="0"/>
+            </w:tcBorders>
+            <w:tcMar>
+              <w:top w:w="60" w:type="dxa"/>
+              <w:left w:w="100" w:type="dxa"/>
+              <w:bottom w:w="60" w:type="dxa"/>
+              <w:right w:w="100" w:type="dxa"/>
+            </w:tcMar>
+          </w:tcPr>
+          <w:p>
+            <w:r>
+              <w:rPr>
+                <w:rFonts w:ascii="宋体" w:hAnsi="宋体" w:eastAsia="宋体" w:cs="宋体"/>
+                <w:sz w:val="20"/>
+                <w:szCs w:val="20"/>
+              </w:rPr>
+              <w:t>组员1（颜瑞）</w:t>
             </w:r>
           </w:p>
         </w:tc>
@@ -2843,28 +2843,28 @@
         </w:tc>
         <w:tc>
           <w:tcPr>
-            <w:tcW w:w="1500" w:type="dxa"/>
-            <w:tcBorders>
-              <w:top w:val="single" w:color="CCCCCC" w:sz="0" w:space="0"/>
-              <w:left w:val="single" w:color="CCCCCC" w:sz="0" w:space="0"/>
-              <w:bottom w:val="single" w:color="CCCCCC" w:sz="0" w:space="0"/>
-              <w:right w:val="single" w:color="CCCCCC" w:sz="0" w:space="0"/>
-            </w:tcBorders>
-            <w:tcMar>
-              <w:top w:w="60" w:type="dxa"/>
-              <w:left w:w="100" w:type="dxa"/>
-              <w:bottom w:w="60" w:type="dxa"/>
-              <w:right w:w="100" w:type="dxa"/>
-            </w:tcMar>
-          </w:tcPr>
-          <w:p>
-            <w:r>
-              <w:rPr>
-                <w:rFonts w:ascii="宋体" w:hAnsi="宋体" w:eastAsia="宋体" w:cs="宋体"/>
-                <w:sz w:val="20"/>
-                <w:szCs w:val="20"/>
-              </w:rPr>
-              <w:t>组员2</w:t>
+            <w:tcW w:w="1700" w:type="dxa"/>
+            <w:tcBorders>
+              <w:top w:val="single" w:color="CCCCCC" w:sz="0" w:space="0"/>
+              <w:left w:val="single" w:color="CCCCCC" w:sz="0" w:space="0"/>
+              <w:bottom w:val="single" w:color="CCCCCC" w:sz="0" w:space="0"/>
+              <w:right w:val="single" w:color="CCCCCC" w:sz="0" w:space="0"/>
+            </w:tcBorders>
+            <w:tcMar>
+              <w:top w:w="60" w:type="dxa"/>
+              <w:left w:w="100" w:type="dxa"/>
+              <w:bottom w:w="60" w:type="dxa"/>
+              <w:right w:w="100" w:type="dxa"/>
+            </w:tcMar>
+          </w:tcPr>
+          <w:p>
+            <w:r>
+              <w:rPr>
+                <w:rFonts w:ascii="宋体" w:hAnsi="宋体" w:eastAsia="宋体" w:cs="宋体"/>
+                <w:sz w:val="20"/>
+                <w:szCs w:val="20"/>
+              </w:rPr>
+              <w:t>组员2（陈培钦）</w:t>
             </w:r>
           </w:p>
         </w:tc>
@@ -2996,28 +2996,28 @@
         </w:tc>
         <w:tc>
           <w:tcPr>
-            <w:tcW w:w="1500" w:type="dxa"/>
-            <w:tcBorders>
-              <w:top w:val="single" w:color="CCCCCC" w:sz="0" w:space="0"/>
-              <w:left w:val="single" w:color="CCCCCC" w:sz="0" w:space="0"/>
-              <w:bottom w:val="single" w:color="CCCCCC" w:sz="0" w:space="0"/>
-              <w:right w:val="single" w:color="CCCCCC" w:sz="0" w:space="0"/>
-            </w:tcBorders>
-            <w:tcMar>
-              <w:top w:w="60" w:type="dxa"/>
-              <w:left w:w="100" w:type="dxa"/>
-              <w:bottom w:w="60" w:type="dxa"/>
-              <w:right w:w="100" w:type="dxa"/>
-            </w:tcMar>
-          </w:tcPr>
-          <w:p>
-            <w:r>
-              <w:rPr>
-                <w:rFonts w:ascii="宋体" w:hAnsi="宋体" w:eastAsia="宋体" w:cs="宋体"/>
-                <w:sz w:val="20"/>
-                <w:szCs w:val="20"/>
-              </w:rPr>
-              <w:t>组员4</w:t>
+            <w:tcW w:w="1700" w:type="dxa"/>
+            <w:tcBorders>
+              <w:top w:val="single" w:color="CCCCCC" w:sz="0" w:space="0"/>
+              <w:left w:val="single" w:color="CCCCCC" w:sz="0" w:space="0"/>
+              <w:bottom w:val="single" w:color="CCCCCC" w:sz="0" w:space="0"/>
+              <w:right w:val="single" w:color="CCCCCC" w:sz="0" w:space="0"/>
+            </w:tcBorders>
+            <w:tcMar>
+              <w:top w:w="60" w:type="dxa"/>
+              <w:left w:w="100" w:type="dxa"/>
+              <w:bottom w:w="60" w:type="dxa"/>
+              <w:right w:w="100" w:type="dxa"/>
+            </w:tcMar>
+          </w:tcPr>
+          <w:p>
+            <w:r>
+              <w:rPr>
+                <w:rFonts w:ascii="宋体" w:hAnsi="宋体" w:eastAsia="宋体" w:cs="宋体"/>
+                <w:sz w:val="20"/>
+                <w:szCs w:val="20"/>
+              </w:rPr>
+              <w:t>组员4（王润廷）</w:t>
             </w:r>
           </w:p>
         </w:tc>
@@ -3149,28 +3149,28 @@
         </w:tc>
         <w:tc>
           <w:tcPr>
-            <w:tcW w:w="1500" w:type="dxa"/>
-            <w:tcBorders>
-              <w:top w:val="single" w:color="CCCCCC" w:sz="0" w:space="0"/>
-              <w:left w:val="single" w:color="CCCCCC" w:sz="0" w:space="0"/>
-              <w:bottom w:val="single" w:color="CCCCCC" w:sz="0" w:space="0"/>
-              <w:right w:val="single" w:color="CCCCCC" w:sz="0" w:space="0"/>
-            </w:tcBorders>
-            <w:tcMar>
-              <w:top w:w="60" w:type="dxa"/>
-              <w:left w:w="100" w:type="dxa"/>
-              <w:bottom w:w="60" w:type="dxa"/>
-              <w:right w:w="100" w:type="dxa"/>
-            </w:tcMar>
-          </w:tcPr>
-          <w:p>
-            <w:r>
-              <w:rPr>
-                <w:rFonts w:ascii="宋体" w:hAnsi="宋体" w:eastAsia="宋体" w:cs="宋体"/>
-                <w:sz w:val="20"/>
-                <w:szCs w:val="20"/>
-              </w:rPr>
-              <w:t>组员3</w:t>
+            <w:tcW w:w="1700" w:type="dxa"/>
+            <w:tcBorders>
+              <w:top w:val="single" w:color="CCCCCC" w:sz="0" w:space="0"/>
+              <w:left w:val="single" w:color="CCCCCC" w:sz="0" w:space="0"/>
+              <w:bottom w:val="single" w:color="CCCCCC" w:sz="0" w:space="0"/>
+              <w:right w:val="single" w:color="CCCCCC" w:sz="0" w:space="0"/>
+            </w:tcBorders>
+            <w:tcMar>
+              <w:top w:w="60" w:type="dxa"/>
+              <w:left w:w="100" w:type="dxa"/>
+              <w:bottom w:w="60" w:type="dxa"/>
+              <w:right w:w="100" w:type="dxa"/>
+            </w:tcMar>
+          </w:tcPr>
+          <w:p>
+            <w:r>
+              <w:rPr>
+                <w:rFonts w:ascii="宋体" w:hAnsi="宋体" w:eastAsia="宋体" w:cs="宋体"/>
+                <w:sz w:val="20"/>
+                <w:szCs w:val="20"/>
+              </w:rPr>
+              <w:t>组员3（杨晋宇）</w:t>
             </w:r>
           </w:p>
         </w:tc>
@@ -3302,7 +3302,7 @@
         </w:tc>
         <w:tc>
           <w:tcPr>
-            <w:tcW w:w="1500" w:type="dxa"/>
+            <w:tcW w:w="1700" w:type="dxa"/>
             <w:tcBorders>
               <w:top w:val="single" w:color="CCCCCC" w:sz="0" w:space="0"/>
               <w:left w:val="single" w:color="CCCCCC" w:sz="0" w:space="0"/>
@@ -3415,7 +3415,7 @@
         <w:pStyle w:val="3"/>
         <w:spacing w:before="240" w:after="180"/>
       </w:pPr>
-      <w:bookmarkStart w:id="5" w:name="_Toc28521"/>
+      <w:bookmarkStart w:id="5" w:name="_Toc13840"/>
       <w:r>
         <w:rPr>
           <w:rFonts w:ascii="黑体" w:hAnsi="黑体" w:eastAsia="黑体" w:cs="黑体"/>
@@ -3463,12 +3463,6 @@
             <w:insideH w:val="single" w:color="auto" w:sz="4" w:space="0"/>
             <w:insideV w:val="single" w:color="auto" w:sz="4" w:space="0"/>
           </w:tblBorders>
-          <w:tblCellMar>
-            <w:top w:w="0" w:type="dxa"/>
-            <w:left w:w="10" w:type="dxa"/>
-            <w:bottom w:w="0" w:type="dxa"/>
-            <w:right w:w="10" w:type="dxa"/>
-          </w:tblCellMar>
         </w:tblPrEx>
         <w:tc>
           <w:tcPr>
@@ -3908,7 +3902,7 @@
         <w:pStyle w:val="2"/>
         <w:spacing w:before="360" w:after="240"/>
       </w:pPr>
-      <w:bookmarkStart w:id="6" w:name="_Toc19239"/>
+      <w:bookmarkStart w:id="6" w:name="_Toc30694"/>
       <w:r>
         <w:rPr>
           <w:rFonts w:ascii="黑体" w:hAnsi="黑体" w:eastAsia="黑体" w:cs="黑体"/>
@@ -3926,7 +3920,7 @@
         <w:pStyle w:val="3"/>
         <w:spacing w:before="240" w:after="180"/>
       </w:pPr>
-      <w:bookmarkStart w:id="7" w:name="_Toc4236"/>
+      <w:bookmarkStart w:id="7" w:name="_Toc13904"/>
       <w:r>
         <w:rPr>
           <w:rFonts w:ascii="黑体" w:hAnsi="黑体" w:eastAsia="黑体" w:cs="黑体"/>
@@ -3935,7 +3929,7 @@
           <w:sz w:val="28"/>
           <w:szCs w:val="28"/>
         </w:rPr>
-        <w:t>2.1 核心引擎模块（组员1开发）</w:t>
+        <w:t>2.1 核心引擎模块（组员1（颜瑞）开发）</w:t>
       </w:r>
       <w:bookmarkEnd w:id="7"/>
     </w:p>
@@ -3944,7 +3938,7 @@
         <w:pStyle w:val="4"/>
         <w:spacing w:before="180" w:after="120"/>
       </w:pPr>
-      <w:bookmarkStart w:id="8" w:name="_Toc9263"/>
+      <w:bookmarkStart w:id="8" w:name="_Toc9345"/>
       <w:r>
         <w:rPr>
           <w:rFonts w:ascii="黑体" w:hAnsi="黑体" w:eastAsia="黑体" w:cs="黑体"/>
@@ -9194,7 +9188,7 @@
         <w:pStyle w:val="4"/>
         <w:spacing w:before="180" w:after="120"/>
       </w:pPr>
-      <w:bookmarkStart w:id="9" w:name="_Toc13505"/>
+      <w:bookmarkStart w:id="9" w:name="_Toc32277"/>
       <w:r>
         <w:rPr>
           <w:rFonts w:ascii="黑体" w:hAnsi="黑体" w:eastAsia="黑体" w:cs="黑体"/>
@@ -9203,7 +9197,7 @@
           <w:sz w:val="24"/>
           <w:szCs w:val="24"/>
         </w:rPr>
-        <w:t>2.1.2 测试结果综合分析及建议</w:t>
+        <w:t>2.1.2 测试结果综合分析</w:t>
       </w:r>
       <w:bookmarkEnd w:id="9"/>
     </w:p>
@@ -10189,7 +10183,7 @@
         <w:pStyle w:val="3"/>
         <w:spacing w:before="240" w:after="180"/>
       </w:pPr>
-      <w:bookmarkStart w:id="10" w:name="_Toc31685"/>
+      <w:bookmarkStart w:id="10" w:name="_Toc25488"/>
       <w:r>
         <w:rPr>
           <w:rFonts w:ascii="黑体" w:hAnsi="黑体" w:eastAsia="黑体" w:cs="黑体"/>
@@ -10198,7 +10192,7 @@
           <w:sz w:val="28"/>
           <w:szCs w:val="28"/>
         </w:rPr>
-        <w:t>2.2 数据持久层模块（组员2开发）</w:t>
+        <w:t>2.2 数据持久层模块（组员2（陈培钦）开发）</w:t>
       </w:r>
       <w:bookmarkEnd w:id="10"/>
     </w:p>
@@ -12251,7 +12245,7 @@
         <w:pStyle w:val="2"/>
         <w:spacing w:before="360" w:after="240"/>
       </w:pPr>
-      <w:bookmarkStart w:id="11" w:name="_Toc27391"/>
+      <w:bookmarkStart w:id="11" w:name="_Toc102"/>
       <w:r>
         <w:rPr>
           <w:rFonts w:ascii="黑体" w:hAnsi="黑体" w:eastAsia="黑体" w:cs="黑体"/>
@@ -12269,7 +12263,7 @@
         <w:pStyle w:val="3"/>
         <w:spacing w:before="240" w:after="180"/>
       </w:pPr>
-      <w:bookmarkStart w:id="12" w:name="_Toc1327"/>
+      <w:bookmarkStart w:id="12" w:name="_Toc5695"/>
       <w:r>
         <w:rPr>
           <w:rFonts w:ascii="黑体" w:hAnsi="黑体" w:eastAsia="黑体" w:cs="黑体"/>
@@ -13542,7 +13536,7 @@
           <w:sz w:val="24"/>
           <w:szCs w:val="24"/>
         </w:rPr>
-        <w:t>功能测试覆盖6大业务流程：登录（F-001~F-004）、新建试验（F-005~F-007）、升温仿真（F-008~F-011）、数据记录（F-012~F-016）、报告导出（F-017~F-020）、历史查询（F-021~F-024），共计24个场景，100%通过。</w:t>
+        <w:t>功能测试覆盖6大业务流程：登录(F-001~F-004)、新建试验(F-005~F-007)、升温仿真(F-008~F-011)、数据记录(F-012~F-016)、报告导出(F-017~F-020)、历史查询(F-021~F-024)，共计24个场景，100%通过。</w:t>
       </w:r>
     </w:p>
     <w:p>
@@ -13555,7 +13549,7 @@
         <w:pStyle w:val="2"/>
         <w:spacing w:before="360" w:after="240"/>
       </w:pPr>
-      <w:bookmarkStart w:id="13" w:name="_Toc8432"/>
+      <w:bookmarkStart w:id="13" w:name="_Toc21270"/>
       <w:r>
         <w:rPr>
           <w:rFonts w:ascii="黑体" w:hAnsi="黑体" w:eastAsia="黑体" w:cs="黑体"/>
@@ -13573,7 +13567,7 @@
         <w:pStyle w:val="3"/>
         <w:spacing w:before="240" w:after="180"/>
       </w:pPr>
-      <w:bookmarkStart w:id="14" w:name="_Toc26859"/>
+      <w:bookmarkStart w:id="14" w:name="_Toc5916"/>
       <w:r>
         <w:rPr>
           <w:rFonts w:ascii="黑体" w:hAnsi="黑体" w:eastAsia="黑体" w:cs="黑体"/>
@@ -15527,7 +15521,7 @@
         <w:pStyle w:val="3"/>
         <w:spacing w:before="240" w:after="180"/>
       </w:pPr>
-      <w:bookmarkStart w:id="15" w:name="_Toc28851"/>
+      <w:bookmarkStart w:id="15" w:name="_Toc14936"/>
       <w:r>
         <w:rPr>
           <w:rFonts w:ascii="黑体" w:hAnsi="黑体" w:eastAsia="黑体" w:cs="黑体"/>
@@ -16484,7 +16478,7 @@
         <w:pStyle w:val="2"/>
         <w:spacing w:before="360" w:after="240"/>
       </w:pPr>
-      <w:bookmarkStart w:id="16" w:name="_Toc26085"/>
+      <w:bookmarkStart w:id="16" w:name="_Toc9705"/>
       <w:r>
         <w:rPr>
           <w:rFonts w:ascii="黑体" w:hAnsi="黑体" w:eastAsia="黑体" w:cs="黑体"/>
@@ -16507,7 +16501,7 @@
           <w:sz w:val="24"/>
           <w:szCs w:val="24"/>
         </w:rPr>
-        <w:t>测试工作总览：14个测试类、140+测试用例，覆盖核心引擎（55+用例）、DAO层（35+用例）、工具类（85+用例）、功能测试（24个场景）、性能测试（8项指标）。测试体系价值：质量保障（140+用例+JaCoCo 80%门禁）、回归保护（mvn test自动运行）、协作效率（测试用例即文档）、可追溯性（所有测试代码存放于组员5专属Git目录src/test/java/）。</w:t>
+        <w:t>14个测试类、140+测试用例，覆盖核心引擎(55+用例)、DAO层(35+用例)、工具类(85+用例)、功能测试(24场景)、性能测试(8项指标)。质量保障(140+用例+JaCoCo 80%门禁)、回归保护(mvn test)、可追溯性(组员5（柯康锐）专属Git目录src/test/java/)。</w:t>
       </w:r>
     </w:p>
     <w:sectPr>
@@ -16654,7 +16648,7 @@
     <w:lsdException w:unhideWhenUsed="0" w:uiPriority="0" w:semiHidden="0" w:name="table of figures"/>
     <w:lsdException w:unhideWhenUsed="0" w:uiPriority="0" w:semiHidden="0" w:name="envelope address"/>
     <w:lsdException w:unhideWhenUsed="0" w:uiPriority="0" w:semiHidden="0" w:name="envelope return"/>
-    <w:lsdException w:uiPriority="99" w:name="footnote reference"/>
+    <w:lsdException w:qFormat="1" w:uiPriority="99" w:name="footnote reference"/>
     <w:lsdException w:unhideWhenUsed="0" w:uiPriority="0" w:semiHidden="0" w:name="annotation reference"/>
     <w:lsdException w:unhideWhenUsed="0" w:uiPriority="0" w:semiHidden="0" w:name="line number"/>
     <w:lsdException w:unhideWhenUsed="0" w:uiPriority="0" w:semiHidden="0" w:name="page number"/>
@@ -16681,7 +16675,7 @@
     <w:lsdException w:qFormat="1" w:unhideWhenUsed="0" w:uiPriority="0" w:semiHidden="0" w:name="Title"/>
     <w:lsdException w:unhideWhenUsed="0" w:uiPriority="0" w:semiHidden="0" w:name="Closing"/>
     <w:lsdException w:unhideWhenUsed="0" w:uiPriority="0" w:semiHidden="0" w:name="Signature"/>
-    <w:lsdException w:unhideWhenUsed="0" w:uiPriority="0" w:name="Default Paragraph Font"/>
+    <w:lsdException w:qFormat="1" w:unhideWhenUsed="0" w:uiPriority="0" w:name="Default Paragraph Font"/>
     <w:lsdException w:unhideWhenUsed="0" w:uiPriority="0" w:semiHidden="0" w:name="Body Text"/>
     <w:lsdException w:unhideWhenUsed="0" w:uiPriority="0" w:semiHidden="0" w:name="Body Text Indent"/>
     <w:lsdException w:unhideWhenUsed="0" w:uiPriority="0" w:semiHidden="0" w:name="List Continue"/>
@@ -16719,7 +16713,7 @@
     <w:lsdException w:unhideWhenUsed="0" w:uiPriority="0" w:semiHidden="0" w:name="HTML Sample"/>
     <w:lsdException w:unhideWhenUsed="0" w:uiPriority="0" w:semiHidden="0" w:name="HTML Typewriter"/>
     <w:lsdException w:unhideWhenUsed="0" w:uiPriority="0" w:semiHidden="0" w:name="HTML Variable"/>
-    <w:lsdException w:qFormat="1" w:unhideWhenUsed="0" w:uiPriority="0" w:name="Normal Table"/>
+    <w:lsdException w:unhideWhenUsed="0" w:uiPriority="0" w:name="Normal Table"/>
     <w:lsdException w:unhideWhenUsed="0" w:uiPriority="0" w:semiHidden="0" w:name="annotation subject"/>
     <w:lsdException w:unhideWhenUsed="0" w:uiPriority="0" w:semiHidden="0" w:name="Table Simple 1"/>
     <w:lsdException w:unhideWhenUsed="0" w:uiPriority="0" w:semiHidden="0" w:name="Table Simple 2"/>
@@ -16972,12 +16966,12 @@
   <w:style w:type="character" w:default="1" w:styleId="15">
     <w:name w:val="Default Paragraph Font"/>
     <w:semiHidden/>
+    <w:qFormat/>
     <w:uiPriority w:val="0"/>
   </w:style>
   <w:style w:type="table" w:default="1" w:styleId="14">
     <w:name w:val="Normal Table"/>
     <w:semiHidden/>
-    <w:qFormat/>
     <w:uiPriority w:val="0"/>
     <w:tblPr>
       <w:tblCellMar>
@@ -17078,6 +17072,7 @@
     <w:name w:val="footnote reference"/>
     <w:semiHidden/>
     <w:unhideWhenUsed/>
+    <w:qFormat/>
     <w:uiPriority w:val="99"/>
     <w:rPr>
       <w:vertAlign w:val="superscript"/>
@@ -17098,6 +17093,7 @@
     <w:link w:val="11"/>
     <w:semiHidden/>
     <w:unhideWhenUsed/>
+    <w:qFormat/>
     <w:uiPriority w:val="99"/>
     <w:rPr>
       <w:sz w:val="20"/>
